--- a/paper/docx/datos_carta_cesion.docx
+++ b/paper/docx/datos_carta_cesion.docx
@@ -641,7 +641,7 @@
           <w:color w:val="A03020"/>
           <w:sz w:val="20"/>
         </w:rPr>
-        <w:t>OJO: el manuscrito incumple hoy cinco normas de formato de la revista. Estan listadas al final de esta hoja.</w:t>
+        <w:t>OJO: quedan DOS normas de formato sin cumplir, listadas al final de esta hoja. Las otras tres --margenes, espacio entre parrafos y orden de las palabras clave-- se corrigieron el 14 de septiembre.</w:t>
       </w:r>
     </w:p>
     <w:p>
@@ -655,7 +655,7 @@
           <w:i w:val="0"/>
           <w:sz w:val="26"/>
         </w:rPr>
-        <w:t>El punto 8 no se puede firmar hoy sin reparos</w:t>
+        <w:t>Lo que el punto 8 todavia no cubre</w:t>
       </w:r>
     </w:p>
     <w:p>
@@ -669,7 +669,7 @@
           <w:i w:val="0"/>
           <w:sz w:val="21"/>
         </w:rPr>
-        <w:t xml:space="preserve">Firmar el punto 8 es aceptar las normas de formato de la revista. Leídas en su web el 14 de septiembre de 2026, el manuscrito </w:t>
+        <w:t xml:space="preserve">Firmar el punto 8 es aceptar las normas de formato de la revista. Leídas en su web el 14 de septiembre de 2026, al manuscrito le quedan </w:t>
       </w:r>
       <w:r>
         <w:rPr>
@@ -678,7 +678,7 @@
           <w:i w:val="0"/>
           <w:sz w:val="21"/>
         </w:rPr>
-        <w:t>incumple cinco</w:t>
+        <w:t>2 sin cumplir</w:t>
       </w:r>
       <w:r>
         <w:rPr>
@@ -688,39 +688,6 @@
           <w:sz w:val="21"/>
         </w:rPr>
         <w:t>:</w:t>
-      </w:r>
-    </w:p>
-    <w:p>
-      <w:pPr>
-        <w:spacing w:after="60"/>
-        <w:ind w:left="504" w:hanging="504"/>
-      </w:pPr>
-      <w:r>
-        <w:rPr>
-          <w:rFonts w:ascii="Times New Roman" w:hAnsi="Times New Roman"/>
-          <w:b w:val="0"/>
-          <w:i w:val="0"/>
-          <w:sz w:val="21"/>
-        </w:rPr>
-        <w:t xml:space="preserve">• </w:t>
-      </w:r>
-      <w:r>
-        <w:rPr>
-          <w:rFonts w:ascii="Times New Roman" w:hAnsi="Times New Roman"/>
-          <w:b/>
-          <w:i w:val="0"/>
-          <w:sz w:val="21"/>
-        </w:rPr>
-        <w:t>Margenes.</w:t>
-      </w:r>
-      <w:r>
-        <w:rPr>
-          <w:rFonts w:ascii="Times New Roman" w:hAnsi="Times New Roman"/>
-          <w:b w:val="0"/>
-          <w:i w:val="0"/>
-          <w:sz w:val="21"/>
-        </w:rPr>
-        <w:t xml:space="preserve"> La norma exige 3,0 cm en los cuatro lados; el .docx lleva 2,54 cm.</w:t>
       </w:r>
     </w:p>
     <w:p>
@@ -786,73 +753,7 @@
           <w:i w:val="0"/>
           <w:sz w:val="21"/>
         </w:rPr>
-        <w:t xml:space="preserve"> La norma exige cursiva y prohibe la negrita para resaltar; hay 112 fragmentos en negrita en el cuerpo.</w:t>
-      </w:r>
-    </w:p>
-    <w:p>
-      <w:pPr>
-        <w:spacing w:after="60"/>
-        <w:ind w:left="504" w:hanging="504"/>
-      </w:pPr>
-      <w:r>
-        <w:rPr>
-          <w:rFonts w:ascii="Times New Roman" w:hAnsi="Times New Roman"/>
-          <w:b w:val="0"/>
-          <w:i w:val="0"/>
-          <w:sz w:val="21"/>
-        </w:rPr>
-        <w:t xml:space="preserve">• </w:t>
-      </w:r>
-      <w:r>
-        <w:rPr>
-          <w:rFonts w:ascii="Times New Roman" w:hAnsi="Times New Roman"/>
-          <w:b/>
-          <w:i w:val="0"/>
-          <w:sz w:val="21"/>
-        </w:rPr>
-        <w:t>Palabras clave.</w:t>
-      </w:r>
-      <w:r>
-        <w:rPr>
-          <w:rFonts w:ascii="Times New Roman" w:hAnsi="Times New Roman"/>
-          <w:b w:val="0"/>
-          <w:i w:val="0"/>
-          <w:sz w:val="21"/>
-        </w:rPr>
-        <w:t xml:space="preserve"> La norma exige orden alfabetico, en negrita y cursiva; «farmacorresistencia» va detras de «Pseudomonas»; ni negrita ni cursiva.</w:t>
-      </w:r>
-    </w:p>
-    <w:p>
-      <w:pPr>
-        <w:spacing w:after="60"/>
-        <w:ind w:left="504" w:hanging="504"/>
-      </w:pPr>
-      <w:r>
-        <w:rPr>
-          <w:rFonts w:ascii="Times New Roman" w:hAnsi="Times New Roman"/>
-          <w:b w:val="0"/>
-          <w:i w:val="0"/>
-          <w:sz w:val="21"/>
-        </w:rPr>
-        <w:t xml:space="preserve">• </w:t>
-      </w:r>
-      <w:r>
-        <w:rPr>
-          <w:rFonts w:ascii="Times New Roman" w:hAnsi="Times New Roman"/>
-          <w:b/>
-          <w:i w:val="0"/>
-          <w:sz w:val="21"/>
-        </w:rPr>
-        <w:t>Parrafos.</w:t>
-      </w:r>
-      <w:r>
-        <w:rPr>
-          <w:rFonts w:ascii="Times New Roman" w:hAnsi="Times New Roman"/>
-          <w:b w:val="0"/>
-          <w:i w:val="0"/>
-          <w:sz w:val="21"/>
-        </w:rPr>
-        <w:t xml:space="preserve"> La norma exige que no haya espacio entre parrafos consecutivos; el estilo lleva 10 pt despues de cada uno.</w:t>
+        <w:t xml:space="preserve"> La norma exige cursiva y prohibe la negrita para resaltar; hay 112 fragmentos en negrita en el cuerpo, que son las que hacen saltar a la vista cada cifra.</w:t>
       </w:r>
     </w:p>
     <w:p>
@@ -866,7 +767,7 @@
           <w:i w:val="0"/>
           <w:sz w:val="21"/>
         </w:rPr>
-        <w:t>Cumple en cambio: A4, Times New Roman 12, una columna a doble espacio, parrafos justificados, resumen de 250 palabras, en el maximo, cinco palabras clave, dentro del rango de tres a cinco, decimales con coma, millares con espacio fino, figuras en PNG, ademas del PDF vectorial.</w:t>
+        <w:t>Cumple en cambio: A4, margenes de 3 cm, Times New Roman 12, una columna a doble espacio, parrafos justificados y sin espacio entre consecutivos, resumen de 250 palabras, en el maximo, cinco palabras clave en orden alfabetico, dentro del rango de tres a cinco, las keywords en el mismo orden que las palabras clave, como pide la norma, decimales con coma, millares con espacio fino, figuras en PNG, ademas del PDF vectorial.</w:t>
       </w:r>
     </w:p>
     <w:p>

--- a/paper/docx/datos_carta_cesion.docx
+++ b/paper/docx/datos_carta_cesion.docx
@@ -32,8 +32,8 @@
       <w:r>
         <w:rPr>
           <w:rFonts w:ascii="Times New Roman" w:hAnsi="Times New Roman"/>
-          <w:b/>
-          <w:i w:val="0"/>
+          <w:b w:val="0"/>
+          <w:i/>
           <w:sz w:val="21"/>
         </w:rPr>
         <w:t>no es la carta</w:t>
@@ -50,8 +50,8 @@
       <w:r>
         <w:rPr>
           <w:rFonts w:ascii="Times New Roman" w:hAnsi="Times New Roman"/>
-          <w:b/>
-          <w:i w:val="0"/>
+          <w:b w:val="0"/>
+          <w:i/>
           <w:sz w:val="21"/>
         </w:rPr>
         <w:t>no se inicia la revisión</w:t>
@@ -638,10 +638,10 @@
         <w:rPr>
           <w:rFonts w:ascii="Times New Roman" w:hAnsi="Times New Roman"/>
           <w:i/>
-          <w:color w:val="A03020"/>
+          <w:color w:val="444444"/>
           <w:sz w:val="20"/>
         </w:rPr>
-        <w:t>OJO: quedan DOS normas de formato sin cumplir, listadas al final de esta hoja. Las otras tres --margenes, espacio entre parrafos y orden de las palabras clave-- se corrigieron el 14 de septiembre.</w:t>
+        <w:t>Las cinco normas de formato que el manuscrito incumplia el 14 de septiembre estan corregidas. El detalle, al final de esta hoja.</w:t>
       </w:r>
     </w:p>
     <w:p>
@@ -655,7 +655,7 @@
           <w:i w:val="0"/>
           <w:sz w:val="26"/>
         </w:rPr>
-        <w:t>Lo que el punto 8 todavia no cubre</w:t>
+        <w:t>El punto 8: las normas de formato</w:t>
       </w:r>
     </w:p>
     <w:p>
@@ -669,16 +669,16 @@
           <w:i w:val="0"/>
           <w:sz w:val="21"/>
         </w:rPr>
-        <w:t xml:space="preserve">Firmar el punto 8 es aceptar las normas de formato de la revista. Leídas en su web el 14 de septiembre de 2026, al manuscrito le quedan </w:t>
+        <w:t xml:space="preserve">Firmar el punto 8 es aceptar las normas de formato de la revista. Leídas en su web el 14 de septiembre de 2026, el manuscrito </w:t>
       </w:r>
       <w:r>
         <w:rPr>
           <w:rFonts w:ascii="Times New Roman" w:hAnsi="Times New Roman"/>
-          <w:b/>
-          <w:i w:val="0"/>
+          <w:b w:val="0"/>
+          <w:i/>
           <w:sz w:val="21"/>
         </w:rPr>
-        <w:t>2 sin cumplir</w:t>
+        <w:t>las cumple todas</w:t>
       </w:r>
       <w:r>
         <w:rPr>
@@ -687,73 +687,7 @@
           <w:i w:val="0"/>
           <w:sz w:val="21"/>
         </w:rPr>
-        <w:t>:</w:t>
-      </w:r>
-    </w:p>
-    <w:p>
-      <w:pPr>
-        <w:spacing w:after="60"/>
-        <w:ind w:left="504" w:hanging="504"/>
-      </w:pPr>
-      <w:r>
-        <w:rPr>
-          <w:rFonts w:ascii="Times New Roman" w:hAnsi="Times New Roman"/>
-          <w:b w:val="0"/>
-          <w:i w:val="0"/>
-          <w:sz w:val="21"/>
-        </w:rPr>
-        <w:t xml:space="preserve">• </w:t>
-      </w:r>
-      <w:r>
-        <w:rPr>
-          <w:rFonts w:ascii="Times New Roman" w:hAnsi="Times New Roman"/>
-          <w:b/>
-          <w:i w:val="0"/>
-          <w:sz w:val="21"/>
-        </w:rPr>
-        <w:t>Titulo.</w:t>
-      </w:r>
-      <w:r>
-        <w:rPr>
-          <w:rFonts w:ascii="Times New Roman" w:hAnsi="Times New Roman"/>
-          <w:b w:val="0"/>
-          <w:i w:val="0"/>
-          <w:sz w:val="21"/>
-        </w:rPr>
-        <w:t xml:space="preserve"> La norma exige MAYUSCULA SOSTENIDA, negrita, 18 pt; va en minusculas y a 14 pt (las 19 palabras si caben en el maximo de 20).</w:t>
-      </w:r>
-    </w:p>
-    <w:p>
-      <w:pPr>
-        <w:spacing w:after="60"/>
-        <w:ind w:left="504" w:hanging="504"/>
-      </w:pPr>
-      <w:r>
-        <w:rPr>
-          <w:rFonts w:ascii="Times New Roman" w:hAnsi="Times New Roman"/>
-          <w:b w:val="0"/>
-          <w:i w:val="0"/>
-          <w:sz w:val="21"/>
-        </w:rPr>
-        <w:t xml:space="preserve">• </w:t>
-      </w:r>
-      <w:r>
-        <w:rPr>
-          <w:rFonts w:ascii="Times New Roman" w:hAnsi="Times New Roman"/>
-          <w:b/>
-          <w:i w:val="0"/>
-          <w:sz w:val="21"/>
-        </w:rPr>
-        <w:t>Resalte.</w:t>
-      </w:r>
-      <w:r>
-        <w:rPr>
-          <w:rFonts w:ascii="Times New Roman" w:hAnsi="Times New Roman"/>
-          <w:b w:val="0"/>
-          <w:i w:val="0"/>
-          <w:sz w:val="21"/>
-        </w:rPr>
-        <w:t xml:space="preserve"> La norma exige cursiva y prohibe la negrita para resaltar; hay 112 fragmentos en negrita en el cuerpo, que son las que hacen saltar a la vista cada cifra.</w:t>
+        <w:t>. Las cinco que fallaban se corrigieron ese mismo día: márgenes de 2,54 a 3 cm, el espacio entre párrafos consecutivos a cero, las palabras clave en orden alfabético y con las keywords en ese mismo orden, el título en mayúscula sostenida a 18 pt, y el resalte del cuerpo pasado de negrita a cursiva. La negrita se conserva donde la norma la pide o la da por supuesta: los títulos, los encabezados de sección y de tabla, y la propia lista de palabras clave, que la directriz exige «en negrita y cursiva».</w:t>
       </w:r>
     </w:p>
     <w:p>
@@ -767,7 +701,7 @@
           <w:i w:val="0"/>
           <w:sz w:val="21"/>
         </w:rPr>
-        <w:t>Cumple en cambio: A4, margenes de 3 cm, Times New Roman 12, una columna a doble espacio, parrafos justificados y sin espacio entre consecutivos, resumen de 250 palabras, en el maximo, cinco palabras clave en orden alfabetico, dentro del rango de tres a cinco, las keywords en el mismo orden que las palabras clave, como pide la norma, decimales con coma, millares con espacio fino, figuras en PNG, ademas del PDF vectorial.</w:t>
+        <w:t>Cumple en cambio: A4, margenes de 3 cm, Times New Roman 12, una columna a doble espacio, parrafos justificados y sin espacio entre consecutivos, resumen de 250 palabras, en el maximo, cinco palabras clave en orden alfabetico, dentro del rango de tres a cinco, las keywords en el mismo orden que las palabras clave, como pide la norma, decimales con coma, millares con espacio fino, titulo en mayuscula sostenida, negrita, 18 pt, 19 palabras de 20, resalte en cursiva y no en negrita, palabras clave en negrita y cursiva, como pide la directriz, figuras en PNG, ademas del PDF vectorial.</w:t>
       </w:r>
     </w:p>
     <w:p>
@@ -800,8 +734,8 @@
       <w:r>
         <w:rPr>
           <w:rFonts w:ascii="Times New Roman" w:hAnsi="Times New Roman"/>
-          <w:b/>
-          <w:i w:val="0"/>
+          <w:b w:val="0"/>
+          <w:i/>
           <w:sz w:val="21"/>
         </w:rPr>
         <w:t>responsable de autorizar la versión final</w:t>

--- a/paper/docx/datos_carta_cesion.docx
+++ b/paper/docx/datos_carta_cesion.docx
@@ -701,7 +701,7 @@
           <w:i w:val="0"/>
           <w:sz w:val="21"/>
         </w:rPr>
-        <w:t>Cumple en cambio: A4, margenes de 3 cm, Times New Roman 12, una columna a doble espacio, parrafos justificados y sin espacio entre consecutivos, resumen de 250 palabras, en el maximo, cinco palabras clave en orden alfabetico, dentro del rango de tres a cinco, las keywords en el mismo orden que las palabras clave, como pide la norma, decimales con coma, millares con espacio fino, titulo en mayuscula sostenida, negrita, 18 pt, 19 palabras de 20, resalte en cursiva y no en negrita, palabras clave en negrita y cursiva, como pide la directriz, figuras en PNG, ademas del PDF vectorial.</w:t>
+        <w:t>Cumple en cambio: A4, margenes de 3 cm, Times New Roman 12, una columna a interlineado 1,5, parrafos justificados y sin espacio entre consecutivos, resumen de 250 palabras, en el maximo, cinco palabras clave en orden alfabetico, dentro del rango de tres a cinco, las keywords en el mismo orden que las palabras clave, como pide la norma, decimales con coma, millares con espacio fino, titulo en mayuscula sostenida, negrita, 18 pt, 19 palabras de 20, resalte en cursiva y no en negrita, palabras clave en negrita y cursiva, como pide la directriz, figuras en PNG, ademas del PDF vectorial.</w:t>
       </w:r>
     </w:p>
     <w:p>

--- a/paper/docx/datos_carta_cesion.docx
+++ b/paper/docx/datos_carta_cesion.docx
@@ -190,7 +190,7 @@
           <w:color w:val="A03020"/>
           <w:sz w:val="22"/>
         </w:rPr>
-        <w:t>PENDIENTE — solo lo tiene él</w:t>
+        <w:t>PENDIENTE — solo lo tiene D. Valdiviezo</w:t>
       </w:r>
     </w:p>
     <w:p>
@@ -428,10 +428,10 @@
         <w:rPr>
           <w:rFonts w:ascii="Times New Roman" w:hAnsi="Times New Roman"/>
           <w:i/>
-          <w:color w:val="444444"/>
+          <w:color w:val="A03020"/>
           <w:sz w:val="20"/>
         </w:rPr>
-        <w:t>Lo firman los dos autores. Ver el punto pendiente al final.</w:t>
+        <w:t>ATENCIÓN: lo firman los dos autores, y la aprobación escrita de N. Trelles sobre esta versión no consta todavía: su CRediT lleva aún el marcador ‹‹N. TRELLES: REVISIÓN Y EDICIÓN DEL MANUSCRITO, SOLO CUANDO CONSTE POR ESCRITO››. Ver el punto pendiente al final.</w:t>
       </w:r>
     </w:p>
     <w:p>
@@ -461,7 +461,7 @@
           <w:color w:val="444444"/>
           <w:sz w:val="20"/>
         </w:rPr>
-        <w:t>Decision de los autores. No afecta a nada de lo construido.</w:t>
+        <w:t>Decisión de los autores. No afecta a nada de lo construido.</w:t>
       </w:r>
     </w:p>
     <w:p>
@@ -491,7 +491,7 @@
           <w:color w:val="444444"/>
           <w:sz w:val="20"/>
         </w:rPr>
-        <w:t>D. Valdiviezo primero, N. Trelles segunda, como en el manuscrito.</w:t>
+        <w:t>D. Valdiviezo en primer lugar y N. Trelles en segundo, como en el manuscrito.</w:t>
       </w:r>
     </w:p>
     <w:p>
@@ -521,7 +521,7 @@
           <w:color w:val="444444"/>
           <w:sz w:val="20"/>
         </w:rPr>
-        <w:t>Cierto: la revision la hicieron dos personas.</w:t>
+        <w:t>Cierto en cuanto a personas: las únicas que intervinieron son los dos autores. Un modelo de lenguaje intervino en todas las fases y no puede ser autor; la declaración «Uso de inteligencia artificial» del manuscrito lo dice así: «Ninguna herramienta de IA figura como autora, conforme a las recomendaciones del ICMJE.»</w:t>
       </w:r>
     </w:p>
     <w:p>
@@ -551,7 +551,7 @@
           <w:color w:val="444444"/>
           <w:sz w:val="20"/>
         </w:rPr>
-        <w:t>D. Valdiviezo es el autor de correspondencia. ATENCION: esto le obliga a haber recabado la aprobacion de N. Trelles ANTES de firmar.</w:t>
+        <w:t>D. Valdiviezo figura como autor de correspondencia. ATENCIÓN: esto obliga a D. Valdiviezo a haber recabado la aprobación escrita de N. Trelles ANTES de firmar.</w:t>
       </w:r>
     </w:p>
     <w:p>
@@ -581,7 +581,7 @@
           <w:color w:val="444444"/>
           <w:sz w:val="20"/>
         </w:rPr>
-        <w:t>20 referencias en Vancouver, resueltas desde el .bib. Ninguna cita sin entrada. Ver tambien la declaracion de uso de IA del manuscrito, que no se retira.</w:t>
+        <w:t>20 referencias en Vancouver en la lista del manuscrito. Ver también la declaración «Uso de inteligencia artificial» del manuscrito, en Declaraciones, que no se retira: dice, entre otras cosas, que el modelo de lenguaje «redactó los borradores del manuscrito, de los anexos y de la carta de presentación».</w:t>
       </w:r>
     </w:p>
     <w:p>
@@ -611,7 +611,7 @@
           <w:color w:val="444444"/>
           <w:sz w:val="20"/>
         </w:rPr>
-        <w:t>Cierto. El manuscrito preparado para Clinical Microbiology and Infection nunca se envio; sigue en el repositorio sin someter.</w:t>
+        <w:t>Cierto. El manuscrito preparado para Clinical Microbiology and Infection nunca se envió; sigue en el repositorio sin someter.</w:t>
       </w:r>
     </w:p>
     <w:p>
@@ -638,10 +638,10 @@
         <w:rPr>
           <w:rFonts w:ascii="Times New Roman" w:hAnsi="Times New Roman"/>
           <w:i/>
-          <w:color w:val="444444"/>
+          <w:color w:val="A03020"/>
           <w:sz w:val="20"/>
         </w:rPr>
-        <w:t>Las cinco normas de formato que el manuscrito incumplia el 14 de septiembre estan corregidas. El detalle, al final de esta hoja.</w:t>
+        <w:t>OJO: la extensión no está medida sobre esta versión del manuscrito. El detalle, al final de esta hoja.</w:t>
       </w:r>
     </w:p>
     <w:p>
@@ -669,17 +669,14 @@
           <w:i w:val="0"/>
           <w:sz w:val="21"/>
         </w:rPr>
-        <w:t xml:space="preserve">Firmar el punto 8 es aceptar las normas de formato de la revista. Leídas en su web el 14 de septiembre de 2026, el manuscrito </w:t>
+        <w:t>Firmar el punto 8 es aceptar las normas de formato de la revista, leídas en su web el 14 de septiembre de 2026. Las cinco que fallaban ese día se corrigieron entonces: márgenes de 2,54 a 3 cm, el espacio entre párrafos consecutivos a cero, las palabras clave en orden alfabético y con las keywords en ese mismo orden, el título en mayúscula sostenida a 18 pt, y el resalte del cuerpo pasado de negrita a cursiva. La negrita se conserva donde la norma la pide o la da por supuesta: los títulos, los encabezados de sección y de tabla, y la propia lista de palabras clave, que la directriz exige «en negrita y cursiva». Hoy no se puede decir que las cumpla todas:</w:t>
       </w:r>
-      <w:r>
-        <w:rPr>
-          <w:rFonts w:ascii="Times New Roman" w:hAnsi="Times New Roman"/>
-          <w:b w:val="0"/>
-          <w:i/>
-          <w:sz w:val="21"/>
-        </w:rPr>
-        <w:t>las cumple todas</w:t>
-      </w:r>
+    </w:p>
+    <w:p>
+      <w:pPr>
+        <w:spacing w:after="60"/>
+        <w:ind w:left="504" w:hanging="504"/>
+      </w:pPr>
       <w:r>
         <w:rPr>
           <w:rFonts w:ascii="Times New Roman" w:hAnsi="Times New Roman"/>
@@ -687,7 +684,7 @@
           <w:i w:val="0"/>
           <w:sz w:val="21"/>
         </w:rPr>
-        <w:t>. Las cinco que fallaban se corrigieron ese mismo día: márgenes de 2,54 a 3 cm, el espacio entre párrafos consecutivos a cero, las palabras clave en orden alfabético y con las keywords en ese mismo orden, el título en mayúscula sostenida a 18 pt, y el resalte del cuerpo pasado de negrita a cursiva. La negrita se conserva donde la norma la pide o la da por supuesta: los títulos, los encabezados de sección y de tabla, y la propia lista de palabras clave, que la directriz exige «en negrita y cursiva».</w:t>
+        <w:t>• La extensión no está medida sobre esta versión (el PDF maquetado es anterior a esta versión del manuscrito; el PDF anterior ya daba 27 páginas antes de las referencias). El límite es de 25 páginas A4 a 1,5, que en los artículos de revisión no cuentan las referencias: se mide corriendo scripts/build_jsr_pdf.py y después scripts/build_cesion_datos.py.</w:t>
       </w:r>
     </w:p>
     <w:p>
@@ -701,7 +698,7 @@
           <w:i w:val="0"/>
           <w:sz w:val="21"/>
         </w:rPr>
-        <w:t>Cumple en cambio: A4, margenes de 3 cm, Times New Roman 12, una columna a interlineado 1,5, parrafos justificados y sin espacio entre consecutivos, resumen de 250 palabras, en el maximo, cinco palabras clave en orden alfabetico, dentro del rango de tres a cinco, las keywords en el mismo orden que las palabras clave, como pide la norma, decimales con coma, millares con espacio fino, titulo en mayuscula sostenida, negrita, 18 pt, 19 palabras de 20, resalte en cursiva y no en negrita, palabras clave en negrita y cursiva, como pide la directriz, figuras en PNG, ademas del PDF vectorial.</w:t>
+        <w:t>Cumple en cambio: A4, márgenes de 3 cm, Times New Roman 12, una columna a interlineado 1,5, párrafos justificados y sin espacio entre consecutivos, las keywords en el mismo orden que las palabras clave, como pide la norma, decimales con coma, millares con espacio fino, título en mayúscula sostenida, negrita y 18 pt, resalte en cursiva y no en negrita, palabras clave en negrita y cursiva, como pide la directriz, figuras en PNG, además del PDF vectorial, título de 19 palabras, con un máximo de 20, resumen de 250 palabras, contadas como Word, con un máximo de 250, 5 palabras clave, entre 3 y 5, palabras clave en orden alfabético.</w:t>
       </w:r>
     </w:p>
     <w:p>
@@ -747,7 +744,7 @@
           <w:i w:val="0"/>
           <w:sz w:val="21"/>
         </w:rPr>
-        <w:t>. D. Valdiviezo no puede firmarlo de buena fe mientras N. Trelles no haya aprobado por escrito esta versión. Es el mismo criterio ICMJE que el manuscrito lleva pendiente, y aquí pasa de ser una buena práctica a ser una declaración firmada.</w:t>
+        <w:t>. D. Valdiviezo no puede firmarlo de buena fe mientras N. Trelles no haya aprobado por escrito esta versión. Es el mismo criterio ICMJE que el manuscrito lleva pendiente, y aquí pasa de ser una buena práctica a ser una declaración firmada. Del mismo escrito depende el marcador ‹‹N. TRELLES: REVISIÓN Y EDICIÓN DEL MANUSCRITO, SOLO CUANDO CONSTE POR ESCRITO›› del CRediT de N. Trelles en el manuscrito: lo que nombra se añade solo si consta por escrito, y si no consta el marcador se borra sin añadirlo.</w:t>
       </w:r>
     </w:p>
     <w:sectPr>

--- a/paper/docx/datos_carta_cesion.docx
+++ b/paper/docx/datos_carta_cesion.docx
@@ -641,7 +641,7 @@
           <w:color w:val="A03020"/>
           <w:sz w:val="20"/>
         </w:rPr>
-        <w:t>OJO: la extensión no está medida sobre esta versión del manuscrito. El detalle, al final de esta hoja.</w:t>
+        <w:t>OJO: hoy no se cumplen 1: el cuerpo en 29 páginas del PDF maquetado antes de las referencias, con un límite de 25. El detalle, al final de esta hoja.</w:t>
       </w:r>
     </w:p>
     <w:p>
@@ -669,7 +669,25 @@
           <w:i w:val="0"/>
           <w:sz w:val="21"/>
         </w:rPr>
-        <w:t>Firmar el punto 8 es aceptar las normas de formato de la revista, leídas en su web el 14 de septiembre de 2026. Las cinco que fallaban ese día se corrigieron entonces: márgenes de 2,54 a 3 cm, el espacio entre párrafos consecutivos a cero, las palabras clave en orden alfabético y con las keywords en ese mismo orden, el título en mayúscula sostenida a 18 pt, y el resalte del cuerpo pasado de negrita a cursiva. La negrita se conserva donde la norma la pide o la da por supuesta: los títulos, los encabezados de sección y de tabla, y la propia lista de palabras clave, que la directriz exige «en negrita y cursiva». Hoy no se puede decir que las cumpla todas:</w:t>
+        <w:t xml:space="preserve">Firmar el punto 8 es aceptar las normas de formato de la revista, leídas en su web el 14 de septiembre de 2026. Las cinco que fallaban ese día se corrigieron entonces: márgenes de 2,54 a 3 cm, el espacio entre párrafos consecutivos a cero, las palabras clave en orden alfabético y con las keywords en ese mismo orden, el título en mayúscula sostenida a 18 pt, y el resalte del cuerpo pasado de negrita a cursiva. La negrita se conserva donde la norma la pide o la da por supuesta: los títulos, los encabezados de sección y de tabla, y la propia lista de palabras clave, que la directriz exige «en negrita y cursiva». Hoy </w:t>
+      </w:r>
+      <w:r>
+        <w:rPr>
+          <w:rFonts w:ascii="Times New Roman" w:hAnsi="Times New Roman"/>
+          <w:b w:val="0"/>
+          <w:i/>
+          <w:sz w:val="21"/>
+        </w:rPr>
+        <w:t>no cumple 1</w:t>
+      </w:r>
+      <w:r>
+        <w:rPr>
+          <w:rFonts w:ascii="Times New Roman" w:hAnsi="Times New Roman"/>
+          <w:b w:val="0"/>
+          <w:i w:val="0"/>
+          <w:sz w:val="21"/>
+        </w:rPr>
+        <w:t>:</w:t>
       </w:r>
     </w:p>
     <w:p>
@@ -684,7 +702,7 @@
           <w:i w:val="0"/>
           <w:sz w:val="21"/>
         </w:rPr>
-        <w:t>• La extensión no está medida sobre esta versión (el PDF maquetado es anterior a esta versión del manuscrito; el PDF anterior ya daba 27 páginas antes de las referencias). El límite es de 25 páginas A4 a 1,5, que en los artículos de revisión no cuentan las referencias: se mide corriendo scripts/build_jsr_pdf.py y después scripts/build_cesion_datos.py.</w:t>
+        <w:t>• el cuerpo en 29 páginas del PDF maquetado antes de las referencias, con un límite de 25.</w:t>
       </w:r>
     </w:p>
     <w:p>

--- a/paper/docx/datos_carta_cesion.docx
+++ b/paper/docx/datos_carta_cesion.docx
@@ -64,6 +64,29 @@
           <w:sz w:val="21"/>
         </w:rPr>
         <w:t xml:space="preserve"> si no llegan el artículo, esta carta y el formato de información de autores, en los formatos de ellos. Aquí está lo que va en cada hueco.</w:t>
+      </w:r>
+    </w:p>
+    <w:p>
+      <w:pPr>
+        <w:jc w:val="both"/>
+      </w:pPr>
+      <w:r>
+        <w:rPr>
+          <w:rFonts w:ascii="Times New Roman" w:hAnsi="Times New Roman"/>
+          <w:b w:val="0"/>
+          <w:i/>
+          <w:sz w:val="21"/>
+        </w:rPr>
+        <w:t>Antes de firmar nada: si este informe se envía.</w:t>
+      </w:r>
+      <w:r>
+        <w:rPr>
+          <w:rFonts w:ascii="Times New Roman" w:hAnsi="Times New Roman"/>
+          <w:b w:val="0"/>
+          <w:i w:val="0"/>
+          <w:sz w:val="21"/>
+        </w:rPr>
+        <w:t xml:space="preserve"> El protocolo de la fase definitiva (borrador para OSF, protocolo_revision_sistematica.md) dice: «El informe de la fase piloto no se ha enviado a ninguna revista y no se enviará como tal.» Firmar esta cesión es enviarlo. Los autores deciden antes: o no se envía, o se cambia esa frase del protocolo antes de depositarlo y el manuscrito se presenta como piloto.</w:t>
       </w:r>
     </w:p>
     <w:p>
@@ -581,7 +604,7 @@
           <w:color w:val="444444"/>
           <w:sz w:val="20"/>
         </w:rPr>
-        <w:t>20 referencias en Vancouver en la lista del manuscrito. Ver también la declaración «Uso de inteligencia artificial» del manuscrito, en Declaraciones, que no se retira: dice, entre otras cosas, que el modelo de lenguaje «redactó los borradores del manuscrito, de los anexos y de la carta de presentación».</w:t>
+        <w:t>20 referencias en Vancouver en la lista del manuscrito. Ver también la declaración «Uso de inteligencia artificial» del manuscrito, en Declaraciones, que no se retira: dice, entre otras cosas, que el modelo de lenguaje «redactó los borradores del manuscrito, de los anexos, de la carta de presentación y de los registros de decisión».</w:t>
       </w:r>
     </w:p>
     <w:p>
@@ -641,7 +664,7 @@
           <w:color w:val="A03020"/>
           <w:sz w:val="20"/>
         </w:rPr>
-        <w:t>OJO: hoy no se cumplen 1: el cuerpo en 29 páginas del PDF maquetado antes de las referencias, con un límite de 25. El detalle, al final de esta hoja.</w:t>
+        <w:t>OJO: hoy no se cumple 1: el cuerpo en 30 páginas del PDF maquetado antes de las referencias, con un límite de 25. El detalle, al final de esta hoja.</w:t>
       </w:r>
     </w:p>
     <w:p>
@@ -702,7 +725,7 @@
           <w:i w:val="0"/>
           <w:sz w:val="21"/>
         </w:rPr>
-        <w:t>• el cuerpo en 29 páginas del PDF maquetado antes de las referencias, con un límite de 25.</w:t>
+        <w:t>• el cuerpo en 30 páginas del PDF maquetado antes de las referencias, con un límite de 25.</w:t>
       </w:r>
     </w:p>
     <w:p>
@@ -763,6 +786,20 @@
           <w:sz w:val="21"/>
         </w:rPr>
         <w:t>. D. Valdiviezo no puede firmarlo de buena fe mientras N. Trelles no haya aprobado por escrito esta versión. Es el mismo criterio ICMJE que el manuscrito lleva pendiente, y aquí pasa de ser una buena práctica a ser una declaración firmada. Del mismo escrito depende el marcador ‹‹N. TRELLES: REVISIÓN Y EDICIÓN DEL MANUSCRITO, SOLO CUANDO CONSTE POR ESCRITO›› del CRediT de N. Trelles en el manuscrito: lo que nombra se añade solo si consta por escrito, y si no consta el marcador se borra sin añadirlo.</w:t>
+      </w:r>
+    </w:p>
+    <w:p>
+      <w:pPr>
+        <w:jc w:val="both"/>
+      </w:pPr>
+      <w:r>
+        <w:rPr>
+          <w:rFonts w:ascii="Times New Roman" w:hAnsi="Times New Roman"/>
+          <w:b w:val="0"/>
+          <w:i w:val="0"/>
+          <w:sz w:val="21"/>
+        </w:rPr>
+        <w:t>Del mismo escrito depende la frase de la declaración «Uso de inteligencia artificial»: «D.V. asume la responsabilidad por la exactitud e integridad del trabajo; la de N.T. queda pendiente de su aprobación escrita.» Cuando conste, se cambia en el maestro y se copia igual al manuscrito de la revista; mientras no conste, se queda como está.</w:t>
       </w:r>
     </w:p>
     <w:sectPr>

--- a/paper/docx/datos_carta_cesion.docx
+++ b/paper/docx/datos_carta_cesion.docx
@@ -454,7 +454,7 @@
           <w:color w:val="A03020"/>
           <w:sz w:val="20"/>
         </w:rPr>
-        <w:t>ATENCIÓN: lo firman los dos autores, y la aprobación escrita de N. Trelles sobre esta versión no consta todavía: su CRediT lleva aún el marcador ‹‹N. TRELLES: REVISIÓN Y EDICIÓN DEL MANUSCRITO, SOLO CUANDO CONSTE POR ESCRITO››. Ver el punto pendiente al final.</w:t>
+        <w:t>ATENCIÓN: lo firman los dos autores, y la aprobación escrita de N. Trelles sobre esta versión no consta todavía: su CRediT lleva aún el marcador ‹‹N. TRELLES: REVISIÓN Y EDICIÓN DEL MANUSCRITO, SOLO CUANDO CONSTE POR ESCRITO››. Ver el punto pendiente al final. Antes de aprobar, N. Trelles tiene que conocer o ratificar lo que se lista al final de esta hoja.</w:t>
       </w:r>
     </w:p>
     <w:p>
@@ -802,6 +802,131 @@
         <w:t>Del mismo escrito depende la frase de la declaración «Uso de inteligencia artificial»: «D.V. asume la responsabilidad por la exactitud e integridad del trabajo; la de N.T. queda pendiente de su aprobación escrita.» Cuando conste, se cambia en el maestro y se copia igual al manuscrito de la revista; mientras no conste, se queda como está.</w:t>
       </w:r>
     </w:p>
+    <w:p>
+      <w:pPr>
+        <w:jc w:val="both"/>
+      </w:pPr>
+      <w:r>
+        <w:rPr>
+          <w:rFonts w:ascii="Times New Roman" w:hAnsi="Times New Roman"/>
+          <w:b w:val="0"/>
+          <w:i/>
+          <w:sz w:val="21"/>
+        </w:rPr>
+        <w:t>Antes de que N. Trelles apruebe esta versión y firme.</w:t>
+      </w:r>
+      <w:r>
+        <w:rPr>
+          <w:rFonts w:ascii="Times New Roman" w:hAnsi="Times New Roman"/>
+          <w:b w:val="0"/>
+          <w:i w:val="0"/>
+          <w:sz w:val="21"/>
+        </w:rPr>
+        <w:t xml:space="preserve"> De las 118 exclusiones a texto completo, 89 las firmaron los dos autores, 2 las firmó D.V. solo y 27 se registraron por orden de D.V. sin que conste la firma de N.T. Firmar el punto 1 es estar de acuerdo con ese contenido, y N. Trelles tiene que conocer o ratificar antes esto:</w:t>
+      </w:r>
+    </w:p>
+    <w:p>
+      <w:pPr>
+        <w:spacing w:after="60"/>
+        <w:ind w:left="504" w:hanging="504"/>
+        <w:jc w:val="both"/>
+      </w:pPr>
+      <w:r>
+        <w:rPr>
+          <w:rFonts w:ascii="Times New Roman" w:hAnsi="Times New Roman"/>
+          <w:b w:val="0"/>
+          <w:i w:val="0"/>
+          <w:sz w:val="21"/>
+        </w:rPr>
+        <w:t xml:space="preserve">• </w:t>
+      </w:r>
+      <w:r>
+        <w:rPr>
+          <w:rFonts w:ascii="Times New Roman" w:hAnsi="Times New Roman"/>
+          <w:b w:val="0"/>
+          <w:i/>
+          <w:sz w:val="21"/>
+        </w:rPr>
+        <w:t>Las 27 exclusiones registradas por orden de D.V. sin firma de N.T.</w:t>
+      </w:r>
+      <w:r>
+        <w:rPr>
+          <w:rFonts w:ascii="Times New Roman" w:hAnsi="Times New Roman"/>
+          <w:b w:val="0"/>
+          <w:i w:val="0"/>
+          <w:sz w:val="21"/>
+        </w:rPr>
+        <w:t xml:space="preserve"> Se registraron el 1 y el 2 de septiembre de 2026 por orden de D.V.; figuraban a nombre de los dos autores sin cuaderno firmado detrás, y desde el 15 de octubre exclusiones_tras_texto_completo.csv dice que no consta la firma de N.T. Si N.T. está de acuerdo, las ratifica por escrito en un cuaderno de firma como los demás, que entra por un guion ingest_*, nunca escrito a mano en el CSV. Mientras no lo haga, los documentos dicen que no consta su firma (ver quality_reports/decisions/2026-10-15_firmas-de-n-trelles-sin-respaldo.md).</w:t>
+      </w:r>
+    </w:p>
+    <w:p>
+      <w:pPr>
+        <w:spacing w:after="60"/>
+        <w:ind w:left="504" w:hanging="504"/>
+        <w:jc w:val="both"/>
+      </w:pPr>
+      <w:r>
+        <w:rPr>
+          <w:rFonts w:ascii="Times New Roman" w:hAnsi="Times New Roman"/>
+          <w:b w:val="0"/>
+          <w:i w:val="0"/>
+          <w:sz w:val="21"/>
+        </w:rPr>
+        <w:t xml:space="preserve">• </w:t>
+      </w:r>
+      <w:r>
+        <w:rPr>
+          <w:rFonts w:ascii="Times New Roman" w:hAnsi="Times New Roman"/>
+          <w:b w:val="0"/>
+          <w:i/>
+          <w:sz w:val="21"/>
+        </w:rPr>
+        <w:t>El mensaje del 1 de septiembre de 2026 con el que se pidió a N.T. firmar las correcciones de modalidad lo redactó el modelo.</w:t>
+      </w:r>
+      <w:r>
+        <w:rPr>
+          <w:rFonts w:ascii="Times New Roman" w:hAnsi="Times New Roman"/>
+          <w:b w:val="0"/>
+          <w:i w:val="0"/>
+          <w:sz w:val="21"/>
+        </w:rPr>
+        <w:t xml:space="preserve"> Lo redactó el modelo en primera persona de D.V., y presentaba como lectura de D.V. la que había hecho el modelo; N.T. firmó con ese texto delante. N.T. tiene que saberlo antes de aprobar la versión final (ver revision_sistematica/extraccion/firma_nataly/NOTA_2026-10-15.md).</w:t>
+      </w:r>
+    </w:p>
+    <w:p>
+      <w:pPr>
+        <w:spacing w:after="60"/>
+        <w:ind w:left="504" w:hanging="504"/>
+        <w:jc w:val="both"/>
+      </w:pPr>
+      <w:r>
+        <w:rPr>
+          <w:rFonts w:ascii="Times New Roman" w:hAnsi="Times New Roman"/>
+          <w:b w:val="0"/>
+          <w:i w:val="0"/>
+          <w:sz w:val="21"/>
+        </w:rPr>
+        <w:t xml:space="preserve">• </w:t>
+      </w:r>
+      <w:r>
+        <w:rPr>
+          <w:rFonts w:ascii="Times New Roman" w:hAnsi="Times New Roman"/>
+          <w:b w:val="0"/>
+          <w:i/>
+          <w:sz w:val="21"/>
+        </w:rPr>
+        <w:t>Los 2 descartes de solapamiento del modelo sin firma.</w:t>
+      </w:r>
+      <w:r>
+        <w:rPr>
+          <w:rFonts w:ascii="Times New Roman" w:hAnsi="Times New Roman"/>
+          <w:b w:val="0"/>
+          <w:i w:val="0"/>
+          <w:sz w:val="21"/>
+        </w:rPr>
+        <w:t xml:space="preserve"> De los 30 pares de estudios que podían compartir pacientes, 28 veredictos llevan la firma de los dos autores; los otros 2 los descartó la lectura del modelo del 22 de septiembre de 2026, y no consta la firma de ninguno de los dos autores. Los autores deciden si los firman, por escrito (ver quality_reports/decisions/2026-10-15_firmas-de-n-trelles-sin-respaldo.md).</w:t>
+      </w:r>
+    </w:p>
     <w:sectPr>
       <w:headerReference w:type="default" r:id="rId9"/>
       <w:pgSz w:w="11906" w:h="16838"/>
